--- a/az/scientists/CV/Word/Mukhtarov_Shehriyar_CV_AZ.docx
+++ b/az/scientists/CV/Word/Mukhtarov_Shehriyar_CV_AZ.docx
@@ -6150,7 +6150,7 @@
                 <w:sz w:val="21"/>
                 <w:szCs w:val="21"/>
               </w:rPr>
-              <w:t>Azərbaycan Dövlət İqtisad Universiteti, Bakı Mühəndislik Universiteti və Qafqaz Universitetində 2016–2020-ci illərin dissertasiyaları. Adlar və mövzular mənbədədir</w:t>
+              <w:t>Azərbaycan Dövlət İqtisad Universiteti, Bakı Mühəndislik Universiteti və Qafqaz Universitetində 2016–2020-ci illərin adlı dissertasiyaları</w:t>
             </w:r>
           </w:p>
         </w:tc>
